--- a/plugins/ames-standalone-skills/skills/bcbs-vt/data/letterhead/assets/reference.docx
+++ b/plugins/ames-standalone-skills/skills/bcbs-vt/data/letterhead/assets/reference.docx
@@ -348,6 +348,20 @@
         <w:color w:val="666666"/>
         <w:sz w:val="16"/>
       </w:rPr>
+    </w:r>
+    <w:r>
+      <w:rPr>
+        <w:rFonts w:ascii="Arial" w:hAnsi="Arial"/>
+        <w:color w:val="666666"/>
+        <w:sz w:val="16"/>
+      </w:rPr>
+    </w:r>
+    <w:r>
+      <w:rPr>
+        <w:rFonts w:ascii="Arial" w:hAnsi="Arial"/>
+        <w:color w:val="666666"/>
+        <w:sz w:val="16"/>
+      </w:rPr>
       <w:t>An Independent Licensee of the Blue Cross and Blue Shield Association  |  bluecrossvt.org  |  Berlin, Vermont</w:t>
     </w:r>
   </w:p>
@@ -533,7 +547,7 @@
       <w:spacing w:after="120"/>
     </w:pPr>
     <w:rPr>
-      <w:rFonts w:ascii="Droid Sans" w:hAnsi="Droid Sans"/>
+      <w:rFonts w:ascii="Calibri" w:hAnsi="Calibri"/>
       <w:b w:val="0"/>
       <w:color w:val="1A1A1A"/>
       <w:sz w:val="24"/>
@@ -548,7 +562,7 @@
       <w:spacing w:before="180" w:after="120"/>
     </w:pPr>
     <w:rPr>
-      <w:rFonts w:ascii="Droid Sans" w:hAnsi="Droid Sans"/>
+      <w:rFonts w:ascii="Calibri" w:hAnsi="Calibri"/>
       <w:b w:val="0"/>
       <w:color w:val="1A1A1A"/>
       <w:sz w:val="24"/>
@@ -577,15 +591,15 @@
     <w:qFormat/>
     <w:rsid w:val="00A10FD9"/>
     <w:pPr>
-      <w:spacing w:after="80" w:line="240" w:lineRule="auto" w:before="0"/>
+      <w:spacing w:after="240" w:line="240" w:lineRule="auto" w:before="0"/>
       <w:contextualSpacing/>
       <w:jc w:val="center"/>
     </w:pPr>
     <w:rPr>
       <w:rFonts w:asciiTheme="majorHAnsi" w:eastAsiaTheme="majorEastAsia" w:hAnsiTheme="majorHAnsi" w:cstheme="majorBidi" w:ascii="Arial" w:hAnsi="Arial"/>
       <w:b/>
-      <w:color w:val="003867"/>
-      <w:sz w:val="56"/>
+      <w:color w:val="00467B"/>
+      <w:sz w:val="64"/>
       <w:szCs w:val="56"/>
     </w:rPr>
   </w:style>
@@ -646,7 +660,7 @@
       <w:spacing w:after="40"/>
     </w:pPr>
     <w:rPr>
-      <w:rFonts w:ascii="Droid Sans" w:hAnsi="Droid Sans"/>
+      <w:rFonts w:ascii="Calibri" w:hAnsi="Calibri"/>
       <w:b w:val="0"/>
       <w:color w:val="666666"/>
       <w:sz w:val="22"/>
@@ -664,7 +678,7 @@
       <w:spacing w:after="240"/>
     </w:pPr>
     <w:rPr>
-      <w:rFonts w:ascii="Droid Sans" w:hAnsi="Droid Sans"/>
+      <w:rFonts w:ascii="Calibri" w:hAnsi="Calibri"/>
       <w:b w:val="0"/>
       <w:color w:val="666666"/>
       <w:sz w:val="22"/>
@@ -728,8 +742,8 @@
     <w:rPr>
       <w:rFonts w:asciiTheme="majorHAnsi" w:eastAsiaTheme="majorEastAsia" w:hAnsiTheme="majorHAnsi" w:cstheme="majorBidi" w:ascii="Arial" w:hAnsi="Arial"/>
       <w:b/>
-      <w:color w:val="003867"/>
-      <w:sz w:val="56"/>
+      <w:color w:val="00467B"/>
+      <w:sz w:val="44"/>
       <w:szCs w:val="40"/>
     </w:rPr>
   </w:style>
@@ -752,8 +766,8 @@
     <w:rPr>
       <w:rFonts w:asciiTheme="majorHAnsi" w:eastAsiaTheme="majorEastAsia" w:hAnsiTheme="majorHAnsi" w:cstheme="majorBidi" w:ascii="Arial" w:hAnsi="Arial"/>
       <w:b/>
-      <w:color w:val="0075C9"/>
-      <w:sz w:val="40"/>
+      <w:color w:val="0077C8"/>
+      <w:sz w:val="32"/>
       <w:szCs w:val="32"/>
     </w:rPr>
   </w:style>
@@ -776,8 +790,8 @@
     <w:rPr>
       <w:rFonts w:eastAsiaTheme="majorEastAsia" w:cstheme="majorBidi" w:ascii="Arial" w:hAnsi="Arial"/>
       <w:b/>
-      <w:color w:val="003867"/>
-      <w:sz w:val="28"/>
+      <w:color w:val="0077C8"/>
+      <w:sz w:val="26"/>
       <w:szCs w:val="28"/>
     </w:rPr>
   </w:style>
@@ -802,7 +816,7 @@
       <w:b/>
       <w:i/>
       <w:iCs/>
-      <w:color w:val="003867"/>
+      <w:color w:val="63666A"/>
       <w:sz w:val="24"/>
     </w:rPr>
   </w:style>
